--- a/src/templates/documents/procuracao.docx
+++ b/src/templates/documents/procuracao.docx
@@ -464,6 +464,7 @@
         </w:rPr>
         <w:t>}}</w:t>
       </w:r>
+      <w:proofErr w:type="gramStart"/>
       <w:r>
         <w:rPr>
           <w:rFonts w:ascii="Palatino Linotype" w:eastAsia="Palatino Linotype" w:hAnsi="Palatino Linotype" w:cs="Palatino Linotype"/>
@@ -478,7 +479,15 @@
           <w:sz w:val="20"/>
           <w:szCs w:val="20"/>
         </w:rPr>
-        <w:t>,Nacionalidade:</w:t>
+        <w:t>,Nacionalidade</w:t>
+      </w:r>
+      <w:proofErr w:type="gramEnd"/>
+      <w:r>
+        <w:rPr>
+          <w:sz w:val="20"/>
+          <w:szCs w:val="20"/>
+        </w:rPr>
+        <w:t>:</w:t>
       </w:r>
       <w:r>
         <w:rPr>
@@ -543,7 +552,21 @@
           <w:sz w:val="20"/>
           <w:szCs w:val="20"/>
         </w:rPr>
-        <w:t>Estado Civil:{{</w:t>
+        <w:t>Estado Civil:</w:t>
+      </w:r>
+      <w:r>
+        <w:rPr>
+          <w:sz w:val="20"/>
+          <w:szCs w:val="20"/>
+        </w:rPr>
+        <w:t xml:space="preserve"> </w:t>
+      </w:r>
+      <w:r>
+        <w:rPr>
+          <w:sz w:val="20"/>
+          <w:szCs w:val="20"/>
+        </w:rPr>
+        <w:t>{{</w:t>
       </w:r>
       <w:proofErr w:type="spellStart"/>
       <w:r>
@@ -575,7 +598,21 @@
           <w:sz w:val="20"/>
           <w:szCs w:val="20"/>
         </w:rPr>
-        <w:t>}} Residente e domiciliado (a) {{street}}, Bairro: {{</w:t>
+        <w:t>}}</w:t>
+      </w:r>
+      <w:r>
+        <w:rPr>
+          <w:sz w:val="20"/>
+          <w:szCs w:val="20"/>
+        </w:rPr>
+        <w:t>;</w:t>
+      </w:r>
+      <w:r>
+        <w:rPr>
+          <w:sz w:val="20"/>
+          <w:szCs w:val="20"/>
+        </w:rPr>
+        <w:t xml:space="preserve"> Residente e domiciliado (a) {{street}}, Bairro: {{</w:t>
       </w:r>
       <w:proofErr w:type="spellStart"/>
       <w:r>
@@ -639,7 +676,15 @@
           <w:sz w:val="20"/>
           <w:szCs w:val="20"/>
         </w:rPr>
-        <w:t>}}</w:t>
+        <w:t>}</w:t>
+      </w:r>
+      <w:proofErr w:type="gramStart"/>
+      <w:r>
+        <w:rPr>
+          <w:sz w:val="20"/>
+          <w:szCs w:val="20"/>
+        </w:rPr>
+        <w:t>}</w:t>
       </w:r>
       <w:r>
         <w:rPr>
@@ -655,22 +700,39 @@
           <w:sz w:val="20"/>
           <w:szCs w:val="20"/>
         </w:rPr>
-        <w:t>, Estado:</w:t>
-      </w:r>
-      <w:r>
-        <w:rPr>
-          <w:rFonts w:ascii="Palatino Linotype" w:eastAsia="Palatino Linotype" w:hAnsi="Palatino Linotype" w:cs="Palatino Linotype"/>
-          <w:b/>
-          <w:sz w:val="20"/>
-          <w:szCs w:val="20"/>
-        </w:rPr>
-        <w:t xml:space="preserve"> {{</w:t>
+        <w:t>,Estado</w:t>
+      </w:r>
+      <w:proofErr w:type="gramEnd"/>
+      <w:r>
+        <w:rPr>
+          <w:sz w:val="20"/>
+          <w:szCs w:val="20"/>
+        </w:rPr>
+        <w:t>:</w:t>
+      </w:r>
+      <w:r>
+        <w:rPr>
+          <w:rFonts w:ascii="Palatino Linotype" w:eastAsia="Palatino Linotype" w:hAnsi="Palatino Linotype" w:cs="Palatino Linotype"/>
+          <w:b/>
+          <w:sz w:val="20"/>
+          <w:szCs w:val="20"/>
+        </w:rPr>
+        <w:t xml:space="preserve"> </w:t>
+      </w:r>
+      <w:r>
+        <w:rPr>
+          <w:rFonts w:ascii="Palatino Linotype" w:eastAsia="Palatino Linotype" w:hAnsi="Palatino Linotype" w:cs="Palatino Linotype"/>
+          <w:bCs/>
+          <w:sz w:val="20"/>
+          <w:szCs w:val="20"/>
+        </w:rPr>
+        <w:t>{{</w:t>
       </w:r>
       <w:proofErr w:type="spellStart"/>
       <w:r>
         <w:rPr>
           <w:rFonts w:ascii="Palatino Linotype" w:eastAsia="Palatino Linotype" w:hAnsi="Palatino Linotype" w:cs="Palatino Linotype"/>
-          <w:b/>
+          <w:bCs/>
           <w:sz w:val="20"/>
           <w:szCs w:val="20"/>
         </w:rPr>
@@ -680,18 +742,11 @@
       <w:r>
         <w:rPr>
           <w:rFonts w:ascii="Palatino Linotype" w:eastAsia="Palatino Linotype" w:hAnsi="Palatino Linotype" w:cs="Palatino Linotype"/>
-          <w:b/>
+          <w:bCs/>
           <w:sz w:val="20"/>
           <w:szCs w:val="20"/>
         </w:rPr>
         <w:t>}}.</w:t>
-      </w:r>
-      <w:r>
-        <w:rPr>
-          <w:sz w:val="20"/>
-          <w:szCs w:val="20"/>
-        </w:rPr>
-        <w:t>.</w:t>
       </w:r>
     </w:p>
     <w:p>
@@ -745,7 +800,25 @@
           <w:sz w:val="18"/>
           <w:szCs w:val="18"/>
         </w:rPr>
-        <w:t xml:space="preserve">pessoa jurídica devidamente inscrita na OAB com CNPJ 41.996.460/0001-07, com sede na Avenida Campos Sales n° 3184 , Bairro Olaria, Município de Porto Velho/RO, CEP 76.801-276, representado por </w:t>
+        <w:t xml:space="preserve">pessoa jurídica devidamente inscrita na OAB com CNPJ 41.996.460/0001-07, com sede na Avenida Campos Sales n° </w:t>
+      </w:r>
+      <w:proofErr w:type="gramStart"/>
+      <w:r>
+        <w:rPr>
+          <w:color w:val="000000"/>
+          <w:sz w:val="18"/>
+          <w:szCs w:val="18"/>
+        </w:rPr>
+        <w:t>3184 ,</w:t>
+      </w:r>
+      <w:proofErr w:type="gramEnd"/>
+      <w:r>
+        <w:rPr>
+          <w:color w:val="000000"/>
+          <w:sz w:val="18"/>
+          <w:szCs w:val="18"/>
+        </w:rPr>
+        <w:t xml:space="preserve"> Bairro Olaria, Município de Porto Velho/RO, CEP 76.801-276, representado por </w:t>
       </w:r>
       <w:r>
         <w:rPr>
@@ -895,7 +968,25 @@
           <w:sz w:val="18"/>
           <w:szCs w:val="18"/>
         </w:rPr>
-        <w:t>Advogada  inscrita  na  OAB/RO  sob  o  n.  12.738,  com  endereço  profissional  localizado  no  mesmo  local.</w:t>
+        <w:t>Advogada  inscrita  na  OAB/RO  sob  o  n.  12.738</w:t>
+      </w:r>
+      <w:proofErr w:type="gramStart"/>
+      <w:r>
+        <w:rPr>
+          <w:color w:val="000000"/>
+          <w:sz w:val="18"/>
+          <w:szCs w:val="18"/>
+        </w:rPr>
+        <w:t>,  com</w:t>
+      </w:r>
+      <w:proofErr w:type="gramEnd"/>
+      <w:r>
+        <w:rPr>
+          <w:color w:val="000000"/>
+          <w:sz w:val="18"/>
+          <w:szCs w:val="18"/>
+        </w:rPr>
+        <w:t xml:space="preserve">  endereço  profissional  localizado  no  mesmo  local.</w:t>
       </w:r>
     </w:p>
     <w:p>
